--- a/courts/fourth-circuit/court-of-appeals/opening-brief/samples/OUTPUT-netchoice-opening-brief.docx
+++ b/courts/fourth-circuit/court-of-appeals/opening-brief/samples/OUTPUT-netchoice-opening-brief.docx
@@ -2242,15 +2242,14 @@
         </w:sectPr>
       </w:pPr>
     </w:p>
+    <w:bookmarkStart w:id="20" w:name="introduction"/>
     <w:p>
       <w:pPr>
         <w:pStyle w:val="Heading1"/>
       </w:pPr>
-      <w:bookmarkStart w:id="9" w:name="_introduction"/>
       <w:r>
         <w:t xml:space="preserve">INTRODUCTION</w:t>
       </w:r>
-      <w:bookmarkEnd w:id="9"/>
     </w:p>
     <w:p>
       <w:pPr>
@@ -2300,19 +2299,18 @@
         <w:t xml:space="preserve">Consistent with several other Circuits’ recent decisions, this Court should vacate the preliminary injunction and remand.</w:t>
       </w:r>
     </w:p>
+    <w:bookmarkEnd w:id="20"/>
+    <w:bookmarkStart w:id="21" w:name="issues-presented"/>
     <w:p>
       <w:pPr>
         <w:pStyle w:val="Heading1"/>
       </w:pPr>
-      <w:bookmarkStart w:id="10" w:name="_33fdec3a293e481249f3aefeee7ac1a78575a57"/>
       <w:r>
         <w:t xml:space="preserve">ISSUES PRESENTED</w:t>
       </w:r>
-      <w:bookmarkEnd w:id="10"/>
-    </w:p>
-    <w:p>
-      <w:pPr>
-        <w:pStyle w:val="FirstParagraph"/>
+    </w:p>
+    <w:p>
+      <w:pPr>
         <w:numPr>
           <w:ilvl w:val="0"/>
           <w:numId w:val="1001"/>
@@ -2324,7 +2322,6 @@
     </w:p>
     <w:p>
       <w:pPr>
-        <w:pStyle w:val="FirstParagraph"/>
         <w:numPr>
           <w:ilvl w:val="0"/>
           <w:numId w:val="1001"/>
@@ -2334,15 +2331,15 @@
         <w:t xml:space="preserve">Did the district court err in weighing the public interest, the balance of equities, and irreparable harm against Virginia?</w:t>
       </w:r>
     </w:p>
+    <w:bookmarkEnd w:id="21"/>
+    <w:bookmarkStart w:id="22" w:name="jurisdictional-statement"/>
     <w:p>
       <w:pPr>
         <w:pStyle w:val="Heading1"/>
       </w:pPr>
-      <w:bookmarkStart w:id="11" w:name="_5299b36c5b7c3934d6e785e79bb9d5619e5f919"/>
       <w:r>
         <w:t xml:space="preserve">JURISDICTIONAL STATEMENT</w:t>
       </w:r>
-      <w:bookmarkEnd w:id="11"/>
     </w:p>
     <w:p>
       <w:pPr>
@@ -2367,21 +2364,21 @@
         <w:t xml:space="preserve">.</w:t>
       </w:r>
     </w:p>
+    <w:bookmarkEnd w:id="22"/>
+    <w:bookmarkStart w:id="24" w:name="statement"/>
     <w:p>
       <w:pPr>
         <w:pStyle w:val="Heading1"/>
       </w:pPr>
-      <w:bookmarkStart w:id="12" w:name="_statement"/>
       <w:r>
         <w:t xml:space="preserve">STATEMENT</w:t>
       </w:r>
-      <w:bookmarkEnd w:id="12"/>
-    </w:p>
+    </w:p>
+    <w:bookmarkStart w:id="23" w:name="X797a86330ff42b45597a1501a669ae40d9782c8"/>
     <w:p>
       <w:pPr>
         <w:pStyle w:val="Heading2"/>
       </w:pPr>
-      <w:bookmarkStart w:id="13" w:name="_797a86330ff42b45597a1501a669ae40d9782c8"/>
       <w:r>
         <w:t xml:space="preserve">A.</w:t>
       </w:r>
@@ -2391,7 +2388,6 @@
       <w:r>
         <w:t xml:space="preserve">Social media platforms’ addictive features create a youth public health crisis</w:t>
       </w:r>
-      <w:bookmarkEnd w:id="13"/>
     </w:p>
     <w:p>
       <w:pPr>
@@ -2449,15 +2445,16 @@
         <w:t xml:space="preserve">[Brief pages 7–17 are omitted from this transcription: Statement Parts B through G.]</w:t>
       </w:r>
     </w:p>
+    <w:bookmarkEnd w:id="23"/>
+    <w:bookmarkEnd w:id="24"/>
+    <w:bookmarkStart w:id="25" w:name="standard-of-review"/>
     <w:p>
       <w:pPr>
         <w:pStyle w:val="Heading1"/>
       </w:pPr>
-      <w:bookmarkStart w:id="14" w:name="_9339ea4a612847623b5ac5d9b950ce636f60fb0"/>
       <w:r>
         <w:t xml:space="preserve">STANDARD OF REVIEW</w:t>
       </w:r>
-      <w:bookmarkEnd w:id="14"/>
     </w:p>
     <w:p>
       <w:pPr>
@@ -2495,15 +2492,15 @@
         <w:t xml:space="preserve">.</w:t>
       </w:r>
     </w:p>
+    <w:bookmarkEnd w:id="25"/>
+    <w:bookmarkStart w:id="26" w:name="summary-of-argument"/>
     <w:p>
       <w:pPr>
         <w:pStyle w:val="Heading1"/>
       </w:pPr>
-      <w:bookmarkStart w:id="15" w:name="_46604d111831f1e81d7ad6a7ac73e8c7d2c5dc8"/>
       <w:r>
         <w:t xml:space="preserve">SUMMARY OF ARGUMENT</w:t>
       </w:r>
-      <w:bookmarkEnd w:id="15"/>
     </w:p>
     <w:p>
       <w:pPr>
@@ -2605,21 +2602,21 @@
         <w:t xml:space="preserve">Having incorrectly resolved the merits, the district court then neglected the other preliminary injunction factors, including Virginia’s and the public’s overwhelming—indeed, compelling—interest in protecting children. The Parental Control Provision became effective on January 1, 2026, and the Attorney General began enforcement efforts. The preliminary injunction paused those efforts, leaving the Commonwealth’s children at the mercy of the platforms. Virginia and its children suffer irreparable harm each day that the Commonwealth is unable to enforce the Provision. That significant injury is not outweighed by the purported First Amendment harms that worry NetChoice. The Provision enables both children and social media platforms to convey whatever content they desire in the amount of time that parents permit their children to access the platform.</w:t>
       </w:r>
     </w:p>
+    <w:bookmarkEnd w:id="26"/>
+    <w:bookmarkStart w:id="32" w:name="argument"/>
     <w:p>
       <w:pPr>
         <w:pStyle w:val="Heading1"/>
       </w:pPr>
-      <w:bookmarkStart w:id="16" w:name="_argument"/>
       <w:r>
         <w:t xml:space="preserve">ARGUMENT</w:t>
       </w:r>
-      <w:bookmarkEnd w:id="16"/>
-    </w:p>
+    </w:p>
+    <w:bookmarkStart w:id="27" w:name="Xfec3d148072bfc5c8d0fc8339eb3b000cb9b7e8"/>
     <w:p>
       <w:pPr>
         <w:pStyle w:val="Heading2"/>
       </w:pPr>
-      <w:bookmarkStart w:id="17" w:name="_fec3d148072bfc5c8d0fc8339eb3b000cb9b7e8"/>
       <w:r>
         <w:t xml:space="preserve">I.</w:t>
       </w:r>
@@ -2629,7 +2626,6 @@
       <w:r>
         <w:t xml:space="preserve">A preliminary injunction is an extraordinary remedy that places the burden on the plaintiff to show entitlement to the injunction</w:t>
       </w:r>
-      <w:bookmarkEnd w:id="17"/>
     </w:p>
     <w:p>
       <w:pPr>
@@ -2737,11 +2733,12 @@
         <w:t xml:space="preserve">(cleaned up). Because NetChoice is not likely to succeed on the merits and the balance of equities and public interest strongly favor the Commonwealth, this Court should vacate the district court’s order.</w:t>
       </w:r>
     </w:p>
+    <w:bookmarkEnd w:id="27"/>
+    <w:bookmarkStart w:id="30" w:name="X2ca901c59673fa0450621e440d3c396c372d343"/>
     <w:p>
       <w:pPr>
         <w:pStyle w:val="Heading2"/>
       </w:pPr>
-      <w:bookmarkStart w:id="18" w:name="_2ca901c59673fa0450621e440d3c396c372d343"/>
       <w:r>
         <w:t xml:space="preserve">II.</w:t>
       </w:r>
@@ -2751,13 +2748,12 @@
       <w:r>
         <w:t xml:space="preserve">The district court erred in concluding NetChoice was likely to succeed on the merits</w:t>
       </w:r>
-      <w:bookmarkEnd w:id="18"/>
-    </w:p>
+    </w:p>
+    <w:bookmarkStart w:id="29" w:name="Xf2e84e2d783017335d2f73f445181dadaac5cec"/>
     <w:p>
       <w:pPr>
         <w:pStyle w:val="Heading3"/>
       </w:pPr>
-      <w:bookmarkStart w:id="19" w:name="_f2e84e2d783017335d2f73f445181dadaac5cec"/>
       <w:r>
         <w:t xml:space="preserve">A.</w:t>
       </w:r>
@@ -2767,13 +2763,12 @@
       <w:r>
         <w:t xml:space="preserve">The district court misapplied recent Supreme Court precedent in evaluating Plaintiffs’ facial challenge</w:t>
       </w:r>
-      <w:bookmarkEnd w:id="19"/>
-    </w:p>
+    </w:p>
+    <w:bookmarkStart w:id="28" w:name="X04a9ad3bc4cb209bed81e90f23b1754b14d7c39"/>
     <w:p>
       <w:pPr>
         <w:pStyle w:val="Heading4"/>
       </w:pPr>
-      <w:bookmarkStart w:id="20" w:name="_04a9ad3bc4cb209bed81e90f23b1754b14d7c39"/>
       <w:r>
         <w:t xml:space="preserve">1.</w:t>
       </w:r>
@@ -2783,7 +2778,6 @@
       <w:r>
         <w:t xml:space="preserve">The district court applied the wrong standard</w:t>
       </w:r>
-      <w:bookmarkEnd w:id="20"/>
     </w:p>
     <w:p>
       <w:pPr>
@@ -2867,11 +2861,14 @@
         <w:t xml:space="preserve">[Brief pages 22–52 are omitted from this transcription: Argument Parts II.A.2 through II.C.3.]</w:t>
       </w:r>
     </w:p>
+    <w:bookmarkEnd w:id="28"/>
+    <w:bookmarkEnd w:id="29"/>
+    <w:bookmarkEnd w:id="30"/>
+    <w:bookmarkStart w:id="31" w:name="X4b4f7c0f9ea47eacf29466c047119533dfe2a2f"/>
     <w:p>
       <w:pPr>
         <w:pStyle w:val="Heading2"/>
       </w:pPr>
-      <w:bookmarkStart w:id="21" w:name="_4b4f7c0f9ea47eacf29466c047119533dfe2a2f"/>
       <w:r>
         <w:t xml:space="preserve">III.</w:t>
       </w:r>
@@ -2881,7 +2878,6 @@
       <w:r>
         <w:t xml:space="preserve">The district court erred in concluding that the remaining preliminary injunction factors favored NetChoice</w:t>
       </w:r>
-      <w:bookmarkEnd w:id="21"/>
     </w:p>
     <w:p>
       <w:pPr>
@@ -3061,15 +3057,16 @@
         <w:t xml:space="preserve">Platforms’ concerns for their bottom lines do not outweigh Virginia’s duty to protect its children or the public’s interest in the prompt execution of a democratically enacted law protecting the Commonwealth’s most vulnerable.</w:t>
       </w:r>
     </w:p>
+    <w:bookmarkEnd w:id="31"/>
+    <w:bookmarkEnd w:id="32"/>
+    <w:bookmarkStart w:id="33" w:name="conclusion"/>
     <w:p>
       <w:pPr>
         <w:pStyle w:val="Heading1"/>
       </w:pPr>
-      <w:bookmarkStart w:id="22" w:name="_conclusion"/>
       <w:r>
         <w:t xml:space="preserve">CONCLUSION</w:t>
       </w:r>
-      <w:bookmarkEnd w:id="22"/>
     </w:p>
     <w:p>
       <w:pPr>
@@ -3079,15 +3076,15 @@
         <w:t xml:space="preserve">This Court should vacate the district court’s preliminary injunction and remand.</w:t>
       </w:r>
     </w:p>
+    <w:bookmarkEnd w:id="33"/>
+    <w:bookmarkStart w:id="34" w:name="request-for-oral-argument"/>
     <w:p>
       <w:pPr>
         <w:pStyle w:val="Heading1"/>
       </w:pPr>
-      <w:bookmarkStart w:id="23" w:name="_c6f4e1053b6c2bb08625ae024f2f9e6b1b34019"/>
       <w:r>
         <w:t xml:space="preserve">REQUEST FOR ORAL ARGUMENT</w:t>
       </w:r>
-      <w:bookmarkEnd w:id="23"/>
     </w:p>
     <w:p>
       <w:pPr>
@@ -3349,6 +3346,7 @@
         <w:br/>
       </w:r>
     </w:p>
+    <w:bookmarkEnd w:id="34"/>
     <w:p>
       <w:pPr>
         <w:pStyle w:val="Heading1"/>
@@ -3437,9 +3435,9 @@
       </w:r>
     </w:p>
     <w:sectPr>
-      <w:footerReference w:type="default" r:id="rIdFooter1"/>
-      <w:pgSz w:w="12240" w:h="15840"/>
-      <w:pgMar w:top="1440" w:right="1440" w:bottom="1440" w:left="1440" w:header="720" w:footer="720" w:gutter="0"/>
+      <w:footerReference r:id="rId9" w:type="default"/>
+      <w:pgSz w:h="15840" w:w="12240"/>
+      <w:pgMar w:bottom="1440" w:footer="720" w:gutter="0" w:header="720" w:left="1440" w:right="1440" w:top="1440"/>
       <w:pgNumType w:fmt="decimal" w:start="1"/>
     </w:sectPr>
   </w:body>
@@ -3699,7 +3697,7 @@
   <w:docDefaults>
     <w:rPrDefault>
       <w:rPr>
-        <w:rFonts w:ascii="EB Garamond" w:hAnsi="EB Garamond" w:eastAsia="EB Garamond" w:cs="EB Garamond"/>
+        <w:rFonts w:ascii="TeX Gyre Schola" w:cs="TeX Gyre Schola" w:eastAsia="TeX Gyre Schola" w:hAnsi="TeX Gyre Schola"/>
         <w:sz w:val="28"/>
         <w:szCs w:val="28"/>
         <w:lang w:val="en-US"/>
@@ -3711,65 +3709,65 @@
       </w:pPr>
     </w:pPrDefault>
   </w:docDefaults>
-  <w:style w:type="paragraph" w:default="1" w:styleId="Normal">
+  <w:style w:default="1" w:styleId="Normal" w:type="paragraph">
     <w:name w:val="Normal"/>
     <w:qFormat/>
   </w:style>
-  <w:style w:type="character" w:default="1" w:styleId="DefaultParagraphFont">
+  <w:style w:default="1" w:styleId="DefaultParagraphFont" w:type="character">
     <w:name w:val="Default Paragraph Font"/>
     <w:uiPriority w:val="1"/>
     <w:semiHidden/>
   </w:style>
-  <w:style w:type="table" w:default="1" w:styleId="TableNormal">
+  <w:style w:default="1" w:styleId="TableNormal" w:type="table">
     <w:name w:val="Normal Table"/>
     <w:semiHidden/>
     <w:tblPr>
-      <w:tblInd w:w="0" w:type="dxa"/>
+      <w:tblInd w:type="dxa" w:w="0"/>
       <w:tblCellMar>
-        <w:top w:w="0" w:type="dxa"/>
-        <w:left w:w="108" w:type="dxa"/>
-        <w:bottom w:w="0" w:type="dxa"/>
-        <w:right w:w="108" w:type="dxa"/>
+        <w:top w:type="dxa" w:w="0"/>
+        <w:left w:type="dxa" w:w="108"/>
+        <w:bottom w:type="dxa" w:w="0"/>
+        <w:right w:type="dxa" w:w="108"/>
       </w:tblCellMar>
     </w:tblPr>
   </w:style>
-  <w:style w:type="numbering" w:default="1" w:styleId="NoList">
+  <w:style w:default="1" w:styleId="NoList" w:type="numbering">
     <w:name w:val="No List"/>
     <w:semiHidden/>
   </w:style>
-  <w:style w:type="paragraph" w:styleId="BodyText">
+  <w:style w:styleId="BodyText" w:type="paragraph">
     <w:name w:val="Body Text"/>
     <w:basedOn w:val="Normal"/>
     <w:qFormat/>
     <w:pPr>
-      <w:spacing w:before="0" w:after="0" w:line="629" w:lineRule="exact"/>
+      <w:spacing w:after="0" w:before="0" w:line="629" w:lineRule="exact"/>
       <w:ind w:firstLine="720"/>
     </w:pPr>
   </w:style>
-  <w:style w:type="paragraph" w:styleId="FirstParagraph">
+  <w:style w:styleId="FirstParagraph" w:type="paragraph">
     <w:name w:val="First Paragraph"/>
     <w:basedOn w:val="BodyText"/>
     <w:next w:val="BodyText"/>
     <w:qFormat/>
   </w:style>
-  <w:style w:type="paragraph" w:styleId="Compact">
+  <w:style w:styleId="Compact" w:type="paragraph">
     <w:name w:val="Compact"/>
     <w:basedOn w:val="BodyText"/>
     <w:qFormat/>
     <w:pPr>
-      <w:spacing w:before="0" w:after="0" w:line="629" w:lineRule="exact"/>
+      <w:spacing w:after="0" w:before="0" w:line="629" w:lineRule="exact"/>
     </w:pPr>
   </w:style>
-  <w:style w:type="paragraph" w:styleId="BlockText">
+  <w:style w:styleId="BlockText" w:type="paragraph">
     <w:name w:val="Block Text"/>
     <w:basedOn w:val="Normal"/>
     <w:qFormat/>
     <w:pPr>
-      <w:spacing w:before="0" w:after="180" w:line="400" w:lineRule="exact"/>
-      <w:ind w:left="720" w:right="720" w:firstLine="0"/>
+      <w:spacing w:after="180" w:before="0" w:line="400" w:lineRule="exact"/>
+      <w:ind w:firstLine="0" w:left="720" w:right="720"/>
     </w:pPr>
   </w:style>
-  <w:style w:type="paragraph" w:styleId="Heading1">
+  <w:style w:styleId="Heading1" w:type="paragraph">
     <w:name w:val="heading 1"/>
     <w:basedOn w:val="Normal"/>
     <w:next w:val="BodyText"/>
@@ -3777,7 +3775,7 @@
     <w:pPr>
       <w:keepNext/>
       <w:keepLines/>
-      <w:spacing w:before="300" w:after="220" w:line="400" w:lineRule="exact"/>
+      <w:spacing w:after="220" w:before="300" w:line="400" w:lineRule="exact"/>
       <w:ind w:firstLine="0"/>
       <w:jc w:val="center"/>
       <w:outlineLvl w:val="0"/>
@@ -3787,7 +3785,7 @@
       <w:caps/>
     </w:rPr>
   </w:style>
-  <w:style w:type="paragraph" w:styleId="Heading2">
+  <w:style w:styleId="Heading2" w:type="paragraph">
     <w:name w:val="heading 2"/>
     <w:basedOn w:val="Normal"/>
     <w:next w:val="BodyText"/>
@@ -3796,17 +3794,17 @@
       <w:keepNext/>
       <w:keepLines/>
       <w:tabs>
-        <w:tab w:val="left" w:pos="1440"/>
+        <w:tab w:pos="1440" w:val="left"/>
       </w:tabs>
-      <w:spacing w:before="220" w:after="180" w:line="400" w:lineRule="exact"/>
-      <w:ind w:left="1440" w:hanging="720" w:firstLine="0"/>
+      <w:spacing w:after="180" w:before="220" w:line="400" w:lineRule="exact"/>
+      <w:ind w:firstLine="0" w:hanging="720" w:left="1440"/>
       <w:outlineLvl w:val="1"/>
     </w:pPr>
     <w:rPr>
       <w:b/>
     </w:rPr>
   </w:style>
-  <w:style w:type="paragraph" w:styleId="Heading3">
+  <w:style w:styleId="Heading3" w:type="paragraph">
     <w:name w:val="heading 3"/>
     <w:basedOn w:val="Normal"/>
     <w:next w:val="BodyText"/>
@@ -3815,17 +3813,17 @@
       <w:keepNext/>
       <w:keepLines/>
       <w:tabs>
-        <w:tab w:val="left" w:pos="2160"/>
+        <w:tab w:pos="2160" w:val="left"/>
       </w:tabs>
-      <w:spacing w:before="220" w:after="180" w:line="400" w:lineRule="exact"/>
-      <w:ind w:left="2160" w:hanging="720" w:firstLine="0"/>
+      <w:spacing w:after="180" w:before="220" w:line="400" w:lineRule="exact"/>
+      <w:ind w:firstLine="0" w:hanging="720" w:left="2160"/>
       <w:outlineLvl w:val="2"/>
     </w:pPr>
     <w:rPr>
       <w:b/>
     </w:rPr>
   </w:style>
-  <w:style w:type="paragraph" w:styleId="Heading4">
+  <w:style w:styleId="Heading4" w:type="paragraph">
     <w:name w:val="heading 4"/>
     <w:basedOn w:val="Normal"/>
     <w:next w:val="BodyText"/>
@@ -3834,10 +3832,10 @@
       <w:keepNext/>
       <w:keepLines/>
       <w:tabs>
-        <w:tab w:val="left" w:pos="2880"/>
+        <w:tab w:pos="2880" w:val="left"/>
       </w:tabs>
-      <w:spacing w:before="220" w:after="180" w:line="400" w:lineRule="exact"/>
-      <w:ind w:left="2880" w:hanging="720" w:firstLine="0"/>
+      <w:spacing w:after="180" w:before="220" w:line="400" w:lineRule="exact"/>
+      <w:ind w:firstLine="0" w:hanging="720" w:left="2880"/>
       <w:outlineLvl w:val="3"/>
     </w:pPr>
     <w:rPr>
@@ -3845,7 +3843,7 @@
       <w:i/>
     </w:rPr>
   </w:style>
-  <w:style w:type="paragraph" w:styleId="Heading5">
+  <w:style w:styleId="Heading5" w:type="paragraph">
     <w:name w:val="heading 5"/>
     <w:basedOn w:val="Normal"/>
     <w:next w:val="BodyText"/>
@@ -3854,10 +3852,10 @@
       <w:keepNext/>
       <w:keepLines/>
       <w:tabs>
-        <w:tab w:val="left" w:pos="3600"/>
+        <w:tab w:pos="3600" w:val="left"/>
       </w:tabs>
-      <w:spacing w:before="220" w:after="180" w:line="400" w:lineRule="exact"/>
-      <w:ind w:left="3600" w:hanging="720" w:firstLine="0"/>
+      <w:spacing w:after="180" w:before="220" w:line="400" w:lineRule="exact"/>
+      <w:ind w:firstLine="0" w:hanging="720" w:left="3600"/>
       <w:outlineLvl w:val="4"/>
     </w:pPr>
     <w:rPr>
@@ -3865,7 +3863,7 @@
       <w:i/>
     </w:rPr>
   </w:style>
-  <w:style w:type="paragraph" w:styleId="FootnoteText">
+  <w:style w:styleId="FootnoteText" w:type="paragraph">
     <w:name w:val="footnote text"/>
     <w:basedOn w:val="Normal"/>
     <w:qFormat/>
@@ -3873,76 +3871,76 @@
       <w:spacing w:after="100" w:line="400" w:lineRule="exact"/>
     </w:pPr>
   </w:style>
-  <w:style w:type="character" w:styleId="FootnoteReference">
+  <w:style w:styleId="FootnoteReference" w:type="character">
     <w:name w:val="footnote reference"/>
     <w:vertAlign w:val="superscript"/>
   </w:style>
-  <w:style w:type="character" w:styleId="Hyperlink">
+  <w:style w:styleId="Hyperlink" w:type="character">
     <w:name w:val="Hyperlink"/>
     <w:rPr>
       <w:color w:val="000000"/>
     </w:rPr>
   </w:style>
-  <w:style w:type="paragraph" w:styleId="TOC1">
+  <w:style w:styleId="TOC1" w:type="paragraph">
     <w:name w:val="toc 1"/>
     <w:basedOn w:val="Normal"/>
     <w:next w:val="Normal"/>
     <w:pPr>
       <w:tabs>
-        <w:tab w:val="right" w:leader="dot" w:pos="9360"/>
+        <w:tab w:leader="dot" w:pos="9360" w:val="right"/>
       </w:tabs>
-      <w:spacing w:before="120" w:after="0" w:line="400" w:lineRule="exact"/>
+      <w:spacing w:after="0" w:before="120" w:line="400" w:lineRule="exact"/>
       <w:ind w:right="720"/>
     </w:pPr>
   </w:style>
-  <w:style w:type="paragraph" w:styleId="TOC2">
+  <w:style w:styleId="TOC2" w:type="paragraph">
     <w:name w:val="toc 2"/>
     <w:basedOn w:val="Normal"/>
     <w:next w:val="Normal"/>
     <w:pPr>
       <w:tabs>
-        <w:tab w:val="right" w:leader="dot" w:pos="9360"/>
+        <w:tab w:leader="dot" w:pos="9360" w:val="right"/>
       </w:tabs>
-      <w:spacing w:before="60" w:after="0" w:line="400" w:lineRule="exact"/>
+      <w:spacing w:after="0" w:before="60" w:line="400" w:lineRule="exact"/>
       <w:ind w:left="720" w:right="720"/>
     </w:pPr>
   </w:style>
-  <w:style w:type="paragraph" w:styleId="TOC3">
+  <w:style w:styleId="TOC3" w:type="paragraph">
     <w:name w:val="toc 3"/>
     <w:basedOn w:val="Normal"/>
     <w:next w:val="Normal"/>
     <w:pPr>
       <w:tabs>
-        <w:tab w:val="right" w:leader="dot" w:pos="9360"/>
+        <w:tab w:leader="dot" w:pos="9360" w:val="right"/>
       </w:tabs>
-      <w:spacing w:before="60" w:after="0" w:line="400" w:lineRule="exact"/>
+      <w:spacing w:after="0" w:before="60" w:line="400" w:lineRule="exact"/>
       <w:ind w:left="1440" w:right="720"/>
     </w:pPr>
   </w:style>
-  <w:style w:type="paragraph" w:styleId="TOC4">
+  <w:style w:styleId="TOC4" w:type="paragraph">
     <w:name w:val="toc 4"/>
     <w:basedOn w:val="Normal"/>
     <w:next w:val="Normal"/>
     <w:pPr>
       <w:tabs>
-        <w:tab w:val="right" w:leader="dot" w:pos="9360"/>
+        <w:tab w:leader="dot" w:pos="9360" w:val="right"/>
       </w:tabs>
-      <w:spacing w:before="60" w:after="0" w:line="400" w:lineRule="exact"/>
+      <w:spacing w:after="0" w:before="60" w:line="400" w:lineRule="exact"/>
       <w:ind w:left="2160" w:right="720"/>
     </w:pPr>
   </w:style>
-  <w:style w:type="paragraph" w:styleId="TableofAuthorities">
+  <w:style w:styleId="TableofAuthorities" w:type="paragraph">
     <w:name w:val="table of authorities"/>
     <w:basedOn w:val="Normal"/>
     <w:pPr>
       <w:tabs>
-        <w:tab w:val="right" w:leader="dot" w:pos="9360"/>
+        <w:tab w:leader="dot" w:pos="9360" w:val="right"/>
       </w:tabs>
-      <w:spacing w:before="100" w:after="0" w:line="400" w:lineRule="exact"/>
-      <w:ind w:left="500" w:hanging="500" w:right="720"/>
+      <w:spacing w:after="0" w:before="100" w:line="400" w:lineRule="exact"/>
+      <w:ind w:hanging="500" w:left="500" w:right="720"/>
     </w:pPr>
   </w:style>
-  <w:style w:type="paragraph" w:styleId="Footer">
+  <w:style w:styleId="Footer" w:type="paragraph">
     <w:name w:val="footer"/>
     <w:basedOn w:val="Normal"/>
     <w:pPr>
